--- a/example_articles/setting/Rural/4.setting_Rural_Other_publisher.docx
+++ b/example_articles/setting/Rural/4.setting_Rural_Other_publisher.docx
@@ -29,17 +29,17 @@
     </w:p>
     <w:p>
       <w:r>
-        <w:t>Source File: Other publishers/Files (500) (29).DOCX</w:t>
+        <w:t>Source file: Other publishers/Files (500) (29).DOCX</w:t>
       </w:r>
     </w:p>
     <w:p>
       <w:r>
-        <w:t>Raw locations result: ['Mississippi', 'Louisiana', 'Tennessee', 'Alabama', 'Florida', 'North Carolina', 'Arkansas', 'Georgia', 'South Carolina']</w:t>
+        <w:t>Raw locations result, 'locations': ['Mississippi', 'Louisiana', 'Tennessee', 'Alabama', 'Florida', 'North Carolina', 'Arkansas', 'Georgia', 'South Carolina']</w:t>
       </w:r>
     </w:p>
     <w:p>
       <w:r>
-        <w:t>setting_stand_flat (Standardized): Rural</w:t>
+        <w:t>Standardized locations result, 'setting_stand_flat': Rural</w:t>
       </w:r>
     </w:p>
     <w:p>

--- a/example_articles/setting/Rural/4.setting_Rural_Other_publisher.docx
+++ b/example_articles/setting/Rural/4.setting_Rural_Other_publisher.docx
@@ -7,9 +7,7 @@
         <w:pStyle w:val="Heading1"/>
       </w:pPr>
       <w:r>
-        <w:t>Madonna &amp; Warren Beatty UNCOVERED;</w:t>
-        <w:br/>
-        <w:t>This odd couple is a familiar sight</w:t>
+        <w:t>Florida tribe is no stranger to success</w:t>
       </w:r>
     </w:p>
     <w:p>
@@ -19,22 +17,22 @@
     </w:p>
     <w:p>
       <w:r>
-        <w:t>Date: 1990-02-20</w:t>
+        <w:t>Date: 1990-05-03</w:t>
       </w:r>
     </w:p>
     <w:p>
       <w:r>
-        <w:t>Section: LIFE; Pg. 1D; Cover Story</w:t>
+        <w:t>Section: NEWS; Pg. 6A; Statesline</w:t>
       </w:r>
     </w:p>
     <w:p>
       <w:r>
-        <w:t>Source file: Other publishers/Files (500) (29).DOCX</w:t>
+        <w:t>Source file: Other publishers/Files (305).DOCX</w:t>
       </w:r>
     </w:p>
     <w:p>
       <w:r>
-        <w:t>Raw locations result, 'locations': ['Mississippi', 'Louisiana', 'Tennessee', 'Alabama', 'Florida', 'North Carolina', 'Arkansas', 'Georgia', 'South Carolina']</w:t>
+        <w:t>Raw locations result, 'locations': ['Florida']</w:t>
       </w:r>
     </w:p>
     <w:p>
@@ -51,81 +49,25 @@
     </w:p>
     <w:p>
       <w:r>
-        <w:t>Blaring dance music pounds so loudly through small, funky Club Louis you can feel it in the pit of your stomach.</w:t>
+        <w:t>The Seminole Indian Reservation here looks like any working-class neighborhood.</w:t>
         <w:br/>
-        <w:t>Young, very hip, under-30 types cram the darkened dance floor while two men behind the bar hustle drinks so fast sweat drips down their faces.</w:t>
+        <w:t>Residents live in pastel-painted houses made of cement block, and they work 8-to-5 jobs, most in tribal-sponsored programs and businesses.</w:t>
         <w:br/>
-        <w:t>Comedian Sandra Bernhard is on the black couch that lines the back wall, sipping a drink and giggling with two pals. Nearby, A Different World's Jasmine Guy makes a face at a friend.</w:t>
+        <w:t>Not a typical reservation. But the residents don't consider themselves typical. The tribe is recognized as one of the nation's most economically successful, with proceeds from huge and highly popular bingo operations and tobacco sales making up 60 percent of its revenues.</w:t>
         <w:br/>
-        <w:t>And there, at the edge of the dance floor, is Madonna.</w:t>
+        <w:t>Why the success? ''We're just a great bunch of people'' who are aggressive entrepreneurs, says tribal lawyer Jim Shore. ''You have to take a bit of business risk.''</w:t>
         <w:br/>
-        <w:t>Arms bent and back arched, she's lost in the movement and the sound. Her outfit looks like something from her Like a Prayer video - a big cross, dark camisole, lace bicycle pants, black fishnet stockings. She wears deep red lipstick. Her hair is black and cropped short.</w:t>
+        <w:t>Adding to the tribe's fortunes is a multimillion-dollar federal payment for loss of ancestral lands. But some aren't happy, because Congress said Oklahoma Seminoles get 75 percent while Floridians get 25 percent.</w:t>
         <w:br/>
-        <w:t>It's a typical Friday night for the pop queen.</w:t>
+        <w:t>''It's not fair,'' says Joe Dan Osceola, owner of a tobacco company and an Indian art gallery.</w:t>
         <w:br/>
-        <w:t>A few hours later, current beau Warren Beatty will come in and drag her out the door. That's also typical: He doesn't like to dance, but he's mad for Madonna.</w:t>
+        <w:t>Some are sad about a money fight - called ''white'' behavior. ''There should be no squabbles. Under the skin we're brothers and sisters,'' says artist Noah Billie.</w:t>
         <w:br/>
-        <w:t>Just what is a hot, 31-year-old multimillion-dollar musicmaker like her doing with a lukewarm 52-year-old Hollywood sex symbol like him? A scrappy, working-class kid and a low-key preppy.</w:t>
         <w:br/>
-        <w:t>''Maybe there's more to the relationship than people can see,'' offers model Lonny Roland, 20, a Club Louis regular. ''They go to all the parties. They're everywhere.''</w:t>
+        <w:t>Notes</w:t>
         <w:br/>
-        <w:t>It's true: Reclusive they're not, despite the fact that Beatty, since he vaulted to fame with Splendor in the Grass in 1961 and afterward felt burned by the press, has loathed publicity. In pre-Madonna days, he'd be spotted at the occasional Spago dinner with Jack Nicholson. Or at a liberal political fund-raiser. You didn't see him often.</w:t>
         <w:br/>
-        <w:t>That has changed.</w:t>
-        <w:br/>
-        <w:t>As director and lead in the upcoming, much-hyped Dick Tracy, he has been forced out of hiding by Tracy co-star Madonna. The film, which opens this summer, brought the odd couple together last May.</w:t>
-        <w:br/>
-        <w:t>Beatty offered Madonna the part of sultry singer Breathless Mahoney, and the movie has been the buzz of Hollywood ever since. It's hoped that it'll be this summer's Batman.</w:t>
-        <w:br/>
-        <w:t>Their relationship started on the set, where Beatty, a relentless perfectionist, ordered take after take to get a scene just right. Madonna, no shrinking violet, took to calling him ''old man'' in front of everyone. He ate it up.</w:t>
-        <w:br/>
-        <w:t>Beatty, whose conquests make a stellar list - Julie Christie, Joan Collins, Leslie Caron, the late Natalie Wood, Diane Keaton, Isabelle Adjani, and that's only a few - has never married, although he has come close.</w:t>
-        <w:br/>
-        <w:t>In the Material Girl, Madonna-watchers say, he sees a fresh, takes-orders- from-no-one talent. Madonna, who hasn't had great cinematic success - except for the 1985 cult hit Desperately Seeking Susan - could use a big movie to establish her as an actress. She's divorced from sullen Brat Packer Sean Penn and not immune to this homme fatal's boyish charm.</w:t>
-        <w:br/>
-        <w:t>After all, Joan Collins once described him as ''sexually insatiable … three, four, five times a day every day was not unusual for him.'' Beatty needs ''to please women as well as conquer them,'' actress Susan Strasberg tells February's Fame magazine.</w:t>
-        <w:br/>
-        <w:t>On a recent Friday night, Madonna and Beatty are at Club Louis in a rundown district. The name on the outside says New Horizon. Only the plugged in can find the place.</w:t>
-        <w:br/>
-        <w:t>Madonna watches herself in the mirror. She doesn't talk to anyone - it's way too loud for that. But one of her best pals, photographer Herb Ritts, takes a break from dancing to get her a small bottle of Evian.</w:t>
-        <w:br/>
-        <w:t>Nobody bothers her. Occasionally, a young woman sidles up next to her and does the same dance step.</w:t>
-        <w:br/>
-        <w:t>More than 200 people are crammed into the club; owner Bret Whitkey says only two weeks earlier there were about 70. Word is out that Madonna is a regular.</w:t>
-        <w:br/>
-        <w:t>If Whitkey shuts down Club Louis to find another spot to ''throw a club,'' as is typical with roving L.A. nightclubs, Madonna - with or without Beatty - will probably find him. ''They follow us,'' explains Connie Gormican, who collects cash at the door.</w:t>
-        <w:br/>
-        <w:t>Seeing Beatty and Madonna out in L.A. is no big deal to veteran clubgoers. They used to frequent the more established Catch One, a predominately black-gay watering hole filled with the same loud house music. A scene from Beaches was filmed there.</w:t>
-        <w:br/>
-        <w:t>She and Beatty slipped in the back door. He watched while she took over the dance floor.</w:t>
-        <w:br/>
-        <w:t>''He seems really uptight,'' Lonny Roland says, ''but hey, what do I know?''</w:t>
-        <w:br/>
-        <w:t>Madonna won't stay home, though, and if Beatty won't go out with her, she finds other buddies - Bernhard among them - to go out with. ''I have great admiration for the fact that Madonna tries to lead a normal life,'' says Liz Rosenberg, her publicist.</w:t>
-        <w:br/>
-        <w:t>Hilary Asher, 23, a fledgling recording artist who has seen Madonna out ''a million times,'' remembers months back, she saw Madonna wearing a dress early in the evening. A little later she saw Bernhard at a different place, also in a dress. After midnight, she spotted the pair at a third club, and they had traded dresses.</w:t>
-        <w:br/>
-        <w:t>Bernhard loves clubs; Beatty prefers restaurants.</w:t>
-        <w:br/>
-        <w:t>They like the sole booth, right in the front, at Adriano's Ristorante in Bel-Air. They'll pop in before the dinner crush at trendy Citrus, a nouvelle joint on Melrose Avenue.</w:t>
-        <w:br/>
-        <w:t>''The only thing I can tell you is that they ate to fill their stomachs,'' says Asher, who saw them there on a recent Tuesday night. Madonna wore a black tapestry blazer over a black dress. She had a run in her stocking and wore a little black hat. She seemed to have no makeup on and, Asher says, ''her skin is gorgeous.''</w:t>
-        <w:br/>
-        <w:t>The waitress stopped one person from approaching them; a boy came out from the kitchen for an autograph. Madonna let him kiss her hand.</w:t>
-        <w:br/>
-        <w:t>At Louis XIV, a cavelike French restaurant for the bored Euro-trash crowd, it was much the same recently, although Madonna sat on Beatty's lap at one point. She often does that, no matter where they are. Beatty - less inclined to public displays - will sometimes wrap his arm around her.</w:t>
-        <w:br/>
-        <w:t>Most agree that he would be almost unrecognizable if he weren't traveling with her, partly because he's decidedly unflashy in his turtlenecks and sport coats; partly because he's not from the generation that populates these spots.</w:t>
-        <w:br/>
-        <w:t>Some say Madonna goes out to check out the latest dances (she launches a world tour in May), and to keep up with the Janet Jackson/Paula Abdul competition. Others think she goes to just cut loose.</w:t>
-        <w:br/>
-        <w:t>Will she cut loose from Beatty?  Or will he drop her?</w:t>
-        <w:br/>
-        <w:t>They're set to team in another movie, a comedy called Blessing in Disguise. And to Asher, it looks like more than a Hollywood fling.</w:t>
-        <w:br/>
-        <w:t>At Citrus, ''They didn't talk to each other, not because it was hostile,'' Asher recalls. ''They seemed comfortable. Like they didn't have to talk.''</w:t>
-        <w:br/>
-        <w:t>Contributing: Eric Allen, Pat Hilton</w:t>
+        <w:t>Accompanies; Seminoles hope to build on $ 48M payment for land</w:t>
         <w:br/>
         <w:br/>
         <w:t>Graphic</w:t>
@@ -133,7 +75,11 @@
         <w:br/>
         <w:t xml:space="preserve"> </w:t>
         <w:br/>
-        <w:t>EAR GRAPHIC; color, Marcia Staimer (drawing, Warren Beatty, Madonna); GRAPHIC; color, Marcia Staimer (drawing, Warren Beatty, Madonna)</w:t>
+        <w:t>PHOTO; b/w, Tom Salyer (Native American-Reservation, Joe Dan Osceola)</w:t>
+        <w:br/>
+        <w:t xml:space="preserve"> </w:t>
+        <w:br/>
+        <w:t>CUTLINE: IN FLORIDA: Joe Dan Osceola says Seminoles were shortchanged.</w:t>
       </w:r>
     </w:p>
     <w:sectPr>

--- a/example_articles/setting/Rural/4.setting_Rural_Other_publisher.docx
+++ b/example_articles/setting/Rural/4.setting_Rural_Other_publisher.docx
@@ -7,7 +7,7 @@
         <w:pStyle w:val="Heading1"/>
       </w:pPr>
       <w:r>
-        <w:t>Florida tribe is no stranger to success</w:t>
+        <w:t>Religion, guns have been backdrop for 'bitter' class for years</w:t>
       </w:r>
     </w:p>
     <w:p>
@@ -17,22 +17,22 @@
     </w:p>
     <w:p>
       <w:r>
-        <w:t>Date: 1990-05-03</w:t>
+        <w:t>Date: 2008-04-18</w:t>
       </w:r>
     </w:p>
     <w:p>
       <w:r>
-        <w:t>Section: NEWS; Pg. 6A; Statesline</w:t>
+        <w:t>Section: NEWS; Pg. 11A</w:t>
       </w:r>
     </w:p>
     <w:p>
       <w:r>
-        <w:t>Source file: Other publishers/Files (305).DOCX</w:t>
+        <w:t>Source file: Other publishers/Files (500) (6).DOCX</w:t>
       </w:r>
     </w:p>
     <w:p>
       <w:r>
-        <w:t>Raw locations result, 'locations': ['Florida']</w:t>
+        <w:t>Raw locations result, 'locations': ['Pennsylvania', 'Texas', 'Illinois']</w:t>
       </w:r>
     </w:p>
     <w:p>
@@ -49,25 +49,35 @@
     </w:p>
     <w:p>
       <w:r>
-        <w:t>The Seminole Indian Reservation here looks like any working-class neighborhood.</w:t>
+        <w:t>I am shocked by how some people are taking Barack Obama's statement from April 6 totally out of context ("Obama: 'Bitter' comments were ill chosen," USATODAY.com, Saturday).</w:t>
         <w:br/>
-        <w:t>Residents live in pastel-painted houses made of cement block, and they work 8-to-5 jobs, most in tribal-sponsored programs and businesses.</w:t>
+        <w:t>Obama said at a private fundraiser in San Francisco that working class voters "get bitter" and "cling to guns or religion."</w:t>
         <w:br/>
-        <w:t>Not a typical reservation. But the residents don't consider themselves typical. The tribe is recognized as one of the nation's most economically successful, with proceeds from huge and highly popular bingo operations and tobacco sales making up 60 percent of its revenues.</w:t>
+        <w:t>I would add that religion and violence have been the foundation for bitterness not just for the working class but for thousands of poor people for years. When gasoline prices are so high and groceries cost so much, the poor sometimes resort to violence. Other times they go to churches for food, counseling and prayer.</w:t>
         <w:br/>
-        <w:t>Why the success? ''We're just a great bunch of people'' who are aggressive entrepreneurs, says tribal lawyer Jim Shore. ''You have to take a bit of business risk.''</w:t>
+        <w:t>When Obama toured Pennsylvania recently, he saw people living in dire economic conditions. I'm sure that experience broke his heart.</w:t>
         <w:br/>
-        <w:t>Adding to the tribe's fortunes is a multimillion-dollar federal payment for loss of ancestral lands. But some aren't happy, because Congress said Oklahoma Seminoles get 75 percent while Floridians get 25 percent.</w:t>
+        <w:t>And what happened?</w:t>
         <w:br/>
-        <w:t>''It's not fair,'' says Joe Dan Osceola, owner of a tobacco company and an Indian art gallery.</w:t>
+        <w:t>He voiced his concern at a fundraiser, and Sen. Hillary Clinton of New York jumped on his words, which are being played as though the senator of Illinois lacks compassion toward working-class voters.</w:t>
         <w:br/>
-        <w:t>Some are sad about a money fight - called ''white'' behavior. ''There should be no squabbles. Under the skin we're brothers and sisters,'' says artist Noah Billie.</w:t>
+        <w:t>Billy C. Murdock</w:t>
         <w:br/>
+        <w:t>New Braunfels, Texas</w:t>
         <w:br/>
-        <w:t>Notes</w:t>
+        <w:t>Wake up, working class</w:t>
         <w:br/>
+        <w:t>I live in a rural area where good jobs have gone south and likely will not return.</w:t>
         <w:br/>
-        <w:t>Accompanies; Seminoles hope to build on $ 48M payment for land</w:t>
+        <w:t>The very people who have suffered most still overwhelmingly vote for presidential candidates who pander to big business. The question that Barack Obama was trying to answer was why working-class Americans don't vote for him. His answer was insightful and true. Poor people seemingly vote for candidates based on reasons other than their own economic interests.</w:t>
+        <w:br/>
+        <w:t>Their concerns over gun control, abortion, flag burning and prayer seem to trump their job pain. Obama explained all this eloquently.</w:t>
+        <w:br/>
+        <w:t>My hope is that in the next election, common people such as myself will reject the red herring excuses and stop shooting themselves in the foot.</w:t>
+        <w:br/>
+        <w:t>Ed Fitch</w:t>
+        <w:br/>
+        <w:t xml:space="preserve">Lawrenceville, Ill. </w:t>
         <w:br/>
         <w:br/>
         <w:t>Graphic</w:t>
@@ -75,11 +85,7 @@
         <w:br/>
         <w:t xml:space="preserve"> </w:t>
         <w:br/>
-        <w:t>PHOTO; b/w, Tom Salyer (Native American-Reservation, Joe Dan Osceola)</w:t>
-        <w:br/>
-        <w:t xml:space="preserve"> </w:t>
-        <w:br/>
-        <w:t>CUTLINE: IN FLORIDA: Joe Dan Osceola says Seminoles were shortchanged.</w:t>
+        <w:t>PHOTO, B/W, William Thomas Cain, Getty Images</w:t>
       </w:r>
     </w:p>
     <w:sectPr>

--- a/example_articles/setting/Rural/4.setting_Rural_Other_publisher.docx
+++ b/example_articles/setting/Rural/4.setting_Rural_Other_publisher.docx
@@ -7,7 +7,11 @@
         <w:pStyle w:val="Heading1"/>
       </w:pPr>
       <w:r>
-        <w:t>Religion, guns have been backdrop for 'bitter' class for years</w:t>
+        <w:t>Chretien starts long goodbye;</w:t>
+        <w:br/>
+        <w:t>Canada's prime minister starred at a Liberal Party</w:t>
+        <w:br/>
+        <w:t>convention in which his successor will be picked.</w:t>
       </w:r>
     </w:p>
     <w:p>
@@ -17,22 +21,22 @@
     </w:p>
     <w:p>
       <w:r>
-        <w:t>Date: 2008-04-18</w:t>
+        <w:t>Date: 2003-11-14</w:t>
       </w:r>
     </w:p>
     <w:p>
       <w:r>
-        <w:t>Section: NEWS; Pg. 11A</w:t>
+        <w:t>Section: NATIONAL; Pg. A06</w:t>
       </w:r>
     </w:p>
     <w:p>
       <w:r>
-        <w:t>Source file: Other publishers/Files (500) (6).DOCX</w:t>
+        <w:t>Source file: Other publishers/Files (500) (17).DOCX</w:t>
       </w:r>
     </w:p>
     <w:p>
       <w:r>
-        <w:t>Raw locations result, 'locations': ['Pennsylvania', 'Texas', 'Illinois']</w:t>
+        <w:t>Raw locations result, 'locations': ['Canada']</w:t>
       </w:r>
     </w:p>
     <w:p>
@@ -49,35 +53,31 @@
     </w:p>
     <w:p>
       <w:r>
-        <w:t>I am shocked by how some people are taking Barack Obama's statement from April 6 totally out of context ("Obama: 'Bitter' comments were ill chosen," USATODAY.com, Saturday).</w:t>
+        <w:t>A grateful Liberal Party told Jean Chretien au revoir last night with a star-filled tribute to thank the retiring prime minister for a 40-year political career capped by a decade as Canada's leader.</w:t>
         <w:br/>
-        <w:t>Obama said at a private fundraiser in San Francisco that working class voters "get bitter" and "cling to guns or religion."</w:t>
+        <w:t>The celebration on the opening night of a convention to choose a new party leader, and by extension prime minister, overlooked divisions of the last two years from the rivalry between Chretien and his successor, former Finance Minister Paul Martin.</w:t>
         <w:br/>
-        <w:t>I would add that religion and violence have been the foundation for bitterness not just for the working class but for thousands of poor people for years. When gasoline prices are so high and groceries cost so much, the poor sometimes resort to violence. Other times they go to churches for food, counseling and prayer.</w:t>
+        <w:t>With Martin poised to be named Liberal leader today, the focus was on Chretien, who sat with his wife, Aline, in the crowd of 7,000 at the Air Canada Center for performances by young musicians, gospel singers, Celtic fiddlers, jazz great Oscar Peterson, and singer Paul Anka.</w:t>
         <w:br/>
-        <w:t>When Obama toured Pennsylvania recently, he saw people living in dire economic conditions. I'm sure that experience broke his heart.</w:t>
+        <w:t>In his final speech as party leader, Chretien, who turns 70 in January, focused on his accomplishments as one of Canada's most successful politicians, winner of every election he contested including three straight Parliament majorities for the Liberals.</w:t>
         <w:br/>
-        <w:t>And what happened?</w:t>
+        <w:t>Ever the politician, he rallied his party against conservative parties trying to merge to form a united opposition in the next election.</w:t>
         <w:br/>
-        <w:t>He voiced his concern at a fundraiser, and Sen. Hillary Clinton of New York jumped on his words, which are being played as though the senator of Illinois lacks compassion toward working-class voters.</w:t>
+        <w:t>"Canadians should beware of those on the right who would weaken the national government because they do not believe in the role of government as an agent of good," he said to one of numerous standing ovations. "My friends, my fellow Canadians, my fellow Liberals, if you remember only one thing that I say tonight, remember this: We must never, ever lose our social conscience."</w:t>
         <w:br/>
-        <w:t>Billy C. Murdock</w:t>
+        <w:t>He called Martin a great Liberal who will carry on the party tradition, a conciliatory gesture after their rivalry caused party infighting that almost led to a revolt last year intended to force Chretien from power.</w:t>
         <w:br/>
-        <w:t>New Braunfels, Texas</w:t>
+        <w:t>Martin has secured enough support for a first-ballot victory in today's leadership vote. Under Canada's political system, the head of the majority party in Parliament forms the government, meaning Martin can succeed Chretien without an election.</w:t>
         <w:br/>
-        <w:t>Wake up, working class</w:t>
+        <w:t>He is expected to seek a fresh five-year mandate next spring instead of waiting to serve out the final two years of Chretien's term.</w:t>
         <w:br/>
-        <w:t>I live in a rural area where good jobs have gone south and likely will not return.</w:t>
+        <w:t>Still, it remains up to Chretien to formally retire. That is expected to happen early next year.</w:t>
         <w:br/>
-        <w:t>The very people who have suffered most still overwhelmingly vote for presidential candidates who pander to big business. The question that Barack Obama was trying to answer was why working-class Americans don't vote for him. His answer was insightful and true. Poor people seemingly vote for candidates based on reasons other than their own economic interests.</w:t>
+        <w:t>In his speech, Chretien cited the triumphs of his 10 years in power - eliminating a huge budget deficit to promote consistent economic growth; withstanding the separatist aspirations in Quebec; asserting Canadian autonomy in the face of dominance by its superpower neighbor, the United States.</w:t>
         <w:br/>
-        <w:t>Their concerns over gun control, abortion, flag burning and prayer seem to trump their job pain. Obama explained all this eloquently.</w:t>
+        <w:t>Lawrence Martin, who has written two biographies of Chretien, wrote a column in the Globe and Mail newspaper that called the prime minister, who grew up in a working-class town in Quebec, the Canadian version of Harry Truman.</w:t>
         <w:br/>
-        <w:t>My hope is that in the next election, common people such as myself will reject the red herring excuses and stop shooting themselves in the foot.</w:t>
-        <w:br/>
-        <w:t>Ed Fitch</w:t>
-        <w:br/>
-        <w:t xml:space="preserve">Lawrenceville, Ill. </w:t>
+        <w:t>"As a character out of the give-'em-hell-Harry mode, Canada will probably never come closer to having its very own Harry Truman than it did with Jean Chretien," wrote Martin, who is no relation to Paul Martin.</w:t>
         <w:br/>
         <w:br/>
         <w:t>Graphic</w:t>
@@ -85,7 +85,9 @@
         <w:br/>
         <w:t xml:space="preserve"> </w:t>
         <w:br/>
-        <w:t>PHOTO, B/W, William Thomas Cain, Getty Images</w:t>
+        <w:t>PHOTO;</w:t>
+        <w:br/>
+        <w:t>Jean Chretien has spent 40 years in politics.</w:t>
       </w:r>
     </w:p>
     <w:sectPr>
